--- a/engine/tmgh_study/TMGH_Valuation_Study_02-09-2026.docx
+++ b/engine/tmgh_study/TMGH_Valuation_Study_02-09-2026.docx
@@ -53,6 +53,14 @@
       </w:r>
     </w:p>
     <w:p>
+      <w:r>
+        <w:rPr>
+          <w:sz w:val="16"/>
+        </w:rPr>
+        <w:t>PRICE DATE 2 September 2026 — the latest known close, the price this valuation is measured against.   ISSUE DATE 2 September 2026 — the day this edition was issued. A recalibration issues a new document carrying its own issue date; the two dates are stated separately because they are not the same fact.</w:t>
+      </w:r>
+    </w:p>
+    <w:p>
       <w:pPr>
         <w:spacing w:after="140"/>
       </w:pPr>
@@ -90,7 +98,7 @@
           <w:color w:val="1A1D21"/>
           <w:sz w:val="20"/>
         </w:rPr>
-        <w:t>The discount rate does most of the work, and it is not one rate. A company whose order book converts over the next fifteen years cannot be discounted at today's crisis rate in every one of those years, because the central bank publishes a path back to a seven per cent inflation target and this study's own borrowing assumptions already follow it. Each year therefore carries its own rate, falling from 32.37% in the first year to 21.93% once the economy has normalised; a pound arriving in year nineteen is worth about four times what a single flat rate would have said. Earlier editions of this study used one flat rate throughout, and that is the largest single change here.</w:t>
+        <w:t>The discount rate does most of the work, and it is not one rate. A company whose order book converts over the next fifteen years cannot be discounted at today's crisis rate in every one of those years, because the central bank publishes a path back to a seven per cent inflation target and this study's own borrowing assumptions already follow it. Each year therefore carries its own rate, falling from 32.34% in the first year to 21.90% once the economy has normalised; a pound arriving in year nineteen is worth about four times what a single flat rate would have said. Earlier editions of this study used one flat rate throughout, and that is the largest single change here.</w:t>
       </w:r>
     </w:p>
     <w:p>
@@ -157,7 +165,7 @@
           <w:color w:val="1A1D21"/>
           <w:sz w:val="23"/>
         </w:rPr>
-        <w:t>On the method used here, Talaat Moustafa Group Holding is worth between EGP 63.70 and EGP 123.03 a share. The shares last traded at EGP 97.80.</w:t>
+        <w:t>On the method used here, Talaat Moustafa Group Holding is worth between EGP 63.80 and EGP 123.20 a share. The shares last traded at EGP 96.60.</w:t>
       </w:r>
     </w:p>
     <w:p>
@@ -185,7 +193,7 @@
           <w:color w:val="1A1D21"/>
           <w:sz w:val="20"/>
         </w:rPr>
-        <w:t>Run the same model backwards and ask what single flat discount rate would reproduce the traded price, and the answer is 17.4% to 31.9%. This study does not use a single rate: it discounts each year at its own, starting at 32.37% on the credit-default-swap premium — the rating-based premium runs 3.42% higher in the first year — and settling at 21.93% once the central bank's published path has played out. The comparison is still worth making, and what it shows is that the market and this study are closer than the headline rates suggest.</w:t>
+        <w:t>Run the same model backwards and ask what single flat discount rate would reproduce the traded price, and the answer is 17.6% to 32.3%. This study does not use a single rate: it discounts each year at its own, starting at 32.34% on the credit-default-swap premium — the rating-based premium runs 3.40% higher in the first year — and settling at 21.90% once the central bank's published path has played out. The comparison is still worth making, and what it shows is that the market and this study are closer than the headline rates suggest.</w:t>
       </w:r>
     </w:p>
     <w:p>
@@ -418,7 +426,7 @@
                 <w:color w:val="1A1D21"/>
                 <w:sz w:val="17"/>
               </w:rPr>
-              <w:t>35.79%</w:t>
+              <w:t>35.74%</w:t>
             </w:r>
           </w:p>
         </w:tc>
@@ -436,7 +444,7 @@
                 <w:color w:val="1A1D21"/>
                 <w:sz w:val="17"/>
               </w:rPr>
-              <w:t>221,706</w:t>
+              <w:t>222,172</w:t>
             </w:r>
           </w:p>
         </w:tc>
@@ -454,7 +462,7 @@
                 <w:color w:val="1A1D21"/>
                 <w:sz w:val="17"/>
               </w:rPr>
-              <w:t>244,183</w:t>
+              <w:t>244,551</w:t>
             </w:r>
           </w:p>
         </w:tc>
@@ -472,7 +480,7 @@
                 <w:color w:val="1A1D21"/>
                 <w:sz w:val="17"/>
               </w:rPr>
-              <w:t>118.50</w:t>
+              <w:t>118.68</w:t>
             </w:r>
           </w:p>
         </w:tc>
@@ -490,7 +498,7 @@
                 <w:color w:val="1A1D21"/>
                 <w:sz w:val="17"/>
               </w:rPr>
-              <w:t>113.24</w:t>
+              <w:t>113.47</w:t>
             </w:r>
           </w:p>
         </w:tc>
@@ -508,7 +516,7 @@
                 <w:color w:val="1A1D21"/>
                 <w:sz w:val="17"/>
               </w:rPr>
-              <w:t>82.15</w:t>
+              <w:t>82.28</w:t>
             </w:r>
           </w:p>
         </w:tc>
@@ -546,7 +554,7 @@
                 <w:color w:val="1A1D21"/>
                 <w:sz w:val="17"/>
               </w:rPr>
-              <w:t>35.79%</w:t>
+              <w:t>35.74%</w:t>
             </w:r>
           </w:p>
         </w:tc>
@@ -564,7 +572,7 @@
                 <w:color w:val="1A1D21"/>
                 <w:sz w:val="17"/>
               </w:rPr>
-              <w:t>78,802</w:t>
+              <w:t>79,080</w:t>
             </w:r>
           </w:p>
         </w:tc>
@@ -582,7 +590,7 @@
                 <w:color w:val="1A1D21"/>
                 <w:sz w:val="17"/>
               </w:rPr>
-              <w:t>131,255</w:t>
+              <w:t>131,475</w:t>
             </w:r>
           </w:p>
         </w:tc>
@@ -600,7 +608,7 @@
                 <w:color w:val="1A1D21"/>
                 <w:sz w:val="17"/>
               </w:rPr>
-              <w:t>63.70</w:t>
+              <w:t>63.80</w:t>
             </w:r>
           </w:p>
         </w:tc>
@@ -618,7 +626,7 @@
                 <w:color w:val="1A1D21"/>
                 <w:sz w:val="17"/>
               </w:rPr>
-              <w:t>43.89</w:t>
+              <w:t>44.03</w:t>
             </w:r>
           </w:p>
         </w:tc>
@@ -636,7 +644,7 @@
                 <w:color w:val="1A1D21"/>
                 <w:sz w:val="17"/>
               </w:rPr>
-              <w:t>44.16</w:t>
+              <w:t>44.23</w:t>
             </w:r>
           </w:p>
         </w:tc>
@@ -674,7 +682,7 @@
                 <w:color w:val="1A1D21"/>
                 <w:sz w:val="17"/>
               </w:rPr>
-              <w:t>32.37%</w:t>
+              <w:t>32.34%</w:t>
             </w:r>
           </w:p>
         </w:tc>
@@ -692,7 +700,7 @@
                 <w:color w:val="1A1D21"/>
                 <w:sz w:val="17"/>
               </w:rPr>
-              <w:t>233,520</w:t>
+              <w:t>233,959</w:t>
             </w:r>
           </w:p>
         </w:tc>
@@ -710,7 +718,7 @@
                 <w:color w:val="1A1D21"/>
                 <w:sz w:val="17"/>
               </w:rPr>
-              <w:t>253,519</w:t>
+              <w:t>253,866</w:t>
             </w:r>
           </w:p>
         </w:tc>
@@ -728,7 +736,7 @@
                 <w:color w:val="1A1D21"/>
                 <w:sz w:val="17"/>
               </w:rPr>
-              <w:t>123.03</w:t>
+              <w:t>123.20</w:t>
             </w:r>
           </w:p>
         </w:tc>
@@ -746,7 +754,7 @@
                 <w:color w:val="1A1D21"/>
                 <w:sz w:val="17"/>
               </w:rPr>
-              <w:t>118.97</w:t>
+              <w:t>119.19</w:t>
             </w:r>
           </w:p>
         </w:tc>
@@ -764,7 +772,7 @@
                 <w:color w:val="1A1D21"/>
                 <w:sz w:val="17"/>
               </w:rPr>
-              <w:t>85.29</w:t>
+              <w:t>85.41</w:t>
             </w:r>
           </w:p>
         </w:tc>
@@ -802,7 +810,7 @@
                 <w:color w:val="1A1D21"/>
                 <w:sz w:val="17"/>
               </w:rPr>
-              <w:t>32.37%</w:t>
+              <w:t>32.34%</w:t>
             </w:r>
           </w:p>
         </w:tc>
@@ -820,7 +828,7 @@
                 <w:color w:val="1A1D21"/>
                 <w:sz w:val="17"/>
               </w:rPr>
-              <w:t>82,629</w:t>
+              <w:t>82,904</w:t>
             </w:r>
           </w:p>
         </w:tc>
@@ -838,7 +846,7 @@
                 <w:color w:val="1A1D21"/>
                 <w:sz w:val="17"/>
               </w:rPr>
-              <w:t>134,279</w:t>
+              <w:t>134,497</w:t>
             </w:r>
           </w:p>
         </w:tc>
@@ -856,7 +864,7 @@
                 <w:color w:val="1A1D21"/>
                 <w:sz w:val="17"/>
               </w:rPr>
-              <w:t>65.16</w:t>
+              <w:t>65.27</w:t>
             </w:r>
           </w:p>
         </w:tc>
@@ -874,7 +882,7 @@
                 <w:color w:val="1A1D21"/>
                 <w:sz w:val="17"/>
               </w:rPr>
-              <w:t>45.75</w:t>
+              <w:t>45.88</w:t>
             </w:r>
           </w:p>
         </w:tc>
@@ -892,7 +900,7 @@
                 <w:color w:val="1A1D21"/>
                 <w:sz w:val="17"/>
               </w:rPr>
-              <w:t>45.18</w:t>
+              <w:t>45.25</w:t>
             </w:r>
           </w:p>
         </w:tc>
@@ -1038,7 +1046,7 @@
                 <w:color w:val="1A1D21"/>
                 <w:sz w:val="17"/>
               </w:rPr>
-              <w:t>3.33 – 12.63</w:t>
+              <w:t>3.33 – 12.65</w:t>
             </w:r>
           </w:p>
         </w:tc>
@@ -1088,7 +1096,7 @@
                 <w:color w:val="1A1D21"/>
                 <w:sz w:val="17"/>
               </w:rPr>
-              <w:t>15.44 – 23.77</w:t>
+              <w:t>15.47 – 23.80</w:t>
             </w:r>
           </w:p>
         </w:tc>
@@ -3297,7 +3305,7 @@
                 <w:color w:val="1A1D21"/>
                 <w:sz w:val="17"/>
               </w:rPr>
-              <w:t>0.7364</w:t>
+              <w:t>0.7367</w:t>
             </w:r>
           </w:p>
         </w:tc>
@@ -3315,7 +3323,7 @@
                 <w:color w:val="1A1D21"/>
                 <w:sz w:val="17"/>
               </w:rPr>
-              <w:t>0.5628</w:t>
+              <w:t>0.5632</w:t>
             </w:r>
           </w:p>
         </w:tc>
@@ -3333,7 +3341,7 @@
                 <w:color w:val="1A1D21"/>
                 <w:sz w:val="17"/>
               </w:rPr>
-              <w:t>0.4436</w:t>
+              <w:t>0.4440</w:t>
             </w:r>
           </w:p>
         </w:tc>
@@ -3351,7 +3359,7 @@
                 <w:color w:val="1A1D21"/>
                 <w:sz w:val="17"/>
               </w:rPr>
-              <w:t>0.3580</w:t>
+              <w:t>0.3585</w:t>
             </w:r>
           </w:p>
         </w:tc>
@@ -3369,7 +3377,7 @@
                 <w:color w:val="1A1D21"/>
                 <w:sz w:val="17"/>
               </w:rPr>
-              <w:t>0.2936</w:t>
+              <w:t>0.2940</w:t>
             </w:r>
           </w:p>
         </w:tc>
@@ -3407,7 +3415,7 @@
                 <w:color w:val="1A1D21"/>
                 <w:sz w:val="17"/>
               </w:rPr>
-              <w:t>18,303</w:t>
+              <w:t>18,311</w:t>
             </w:r>
           </w:p>
         </w:tc>
@@ -3425,7 +3433,7 @@
                 <w:color w:val="1A1D21"/>
                 <w:sz w:val="17"/>
               </w:rPr>
-              <w:t>20,833</w:t>
+              <w:t>20,849</w:t>
             </w:r>
           </w:p>
         </w:tc>
@@ -3443,7 +3451,7 @@
                 <w:color w:val="1A1D21"/>
                 <w:sz w:val="17"/>
               </w:rPr>
-              <w:t>20,999</w:t>
+              <w:t>21,022</w:t>
             </w:r>
           </w:p>
         </w:tc>
@@ -3461,7 +3469,7 @@
                 <w:color w:val="1A1D21"/>
                 <w:sz w:val="17"/>
               </w:rPr>
-              <w:t>20,384</w:t>
+              <w:t>20,411</w:t>
             </w:r>
           </w:p>
         </w:tc>
@@ -3479,7 +3487,7 @@
                 <w:color w:val="1A1D21"/>
                 <w:sz w:val="17"/>
               </w:rPr>
-              <w:t>19,572</w:t>
+              <w:t>19,603</w:t>
             </w:r>
           </w:p>
         </w:tc>
@@ -3496,7 +3504,7 @@
           <w:color w:val="5B6570"/>
           <w:sz w:val="16"/>
         </w:rPr>
-        <w:t>The first five of the ten explicit years, on the case built on the rating-based equity risk premium, slower conversion, whose first-year rate is 35.79%; the other three cases are in the workbook, as is the full ten-year waterfall. The two working-capital lines are the movement in the positions a developer carries at once — money collected ahead of handover, and homes built ahead of handover.</w:t>
+        <w:t>The first five of the ten explicit years, on the case built on the rating-based equity risk premium, slower conversion, whose first-year rate is 35.74%; the other three cases are in the workbook, as is the full ten-year waterfall. The two working-capital lines are the movement in the positions a developer carries at once — money collected ahead of handover, and homes built ahead of handover.</w:t>
       </w:r>
     </w:p>
     <w:p>
@@ -3596,7 +3604,7 @@
                 <w:color w:val="1A1D21"/>
                 <w:sz w:val="17"/>
               </w:rPr>
-              <w:t>183,703</w:t>
+              <w:t>183,999</w:t>
             </w:r>
           </w:p>
         </w:tc>
@@ -3634,7 +3642,7 @@
                 <w:color w:val="1A1D21"/>
                 <w:sz w:val="17"/>
               </w:rPr>
-              <w:t>14,029</w:t>
+              <w:t>14,084</w:t>
             </w:r>
           </w:p>
         </w:tc>
@@ -3672,7 +3680,7 @@
                 <w:color w:val="1A1D21"/>
                 <w:sz w:val="17"/>
               </w:rPr>
-              <w:t>23,974</w:t>
+              <w:t>24,089</w:t>
             </w:r>
           </w:p>
         </w:tc>
@@ -3710,7 +3718,7 @@
                 <w:color w:val="1A1D21"/>
                 <w:sz w:val="17"/>
               </w:rPr>
-              <w:t>221,706</w:t>
+              <w:t>222,172</w:t>
             </w:r>
           </w:p>
         </w:tc>
@@ -3938,7 +3946,7 @@
                 <w:color w:val="1A1D21"/>
                 <w:sz w:val="17"/>
               </w:rPr>
-              <w:t>309,000</w:t>
+              <w:t>309,466</w:t>
             </w:r>
           </w:p>
         </w:tc>
@@ -3976,7 +3984,7 @@
                 <w:color w:val="1A1D21"/>
                 <w:sz w:val="17"/>
               </w:rPr>
-              <w:t>(64,817)</w:t>
+              <w:t>(64,914)</w:t>
             </w:r>
           </w:p>
         </w:tc>
@@ -3996,7 +4004,7 @@
                 <w:color w:val="1A1D21"/>
                 <w:sz w:val="17"/>
               </w:rPr>
-              <w:t xml:space="preserve">  for reference: at book 75,653; pro rata to book 139,709</w:t>
+              <w:t xml:space="preserve">  for reference: at book 75,653; pro rata to book 139,920</w:t>
             </w:r>
           </w:p>
         </w:tc>
@@ -4048,7 +4056,7 @@
                 <w:color w:val="1A1D21"/>
                 <w:sz w:val="17"/>
               </w:rPr>
-              <w:t>244,183</w:t>
+              <w:t>244,551</w:t>
             </w:r>
           </w:p>
         </w:tc>
@@ -4124,7 +4132,7 @@
                 <w:color w:val="1A1D21"/>
                 <w:sz w:val="17"/>
               </w:rPr>
-              <w:t>118.50</w:t>
+              <w:t>118.68</w:t>
             </w:r>
           </w:p>
         </w:tc>
@@ -4163,7 +4171,7 @@
           <w:color w:val="1A1D21"/>
           <w:sz w:val="20"/>
         </w:rPr>
-        <w:t>Book value attributable to TMG's shareholders is EGP 44.49 a share. The company earned 16.7% on that book in 2025. Its cost of equity on this method is 37.1%. A business earning less on its capital than the capital costs is worth less than its book, and the arithmetic says so plainly: at a long-run growth rate of 10% the justified multiple of book is 0.25 times, giving EGP 10.91 a share.</w:t>
+        <w:t>Book value attributable to TMG's shareholders is EGP 44.49 a share. The company earned 16.7% on that book in 2025. Its cost of equity on this method is 37.1%. A business earning less on its capital than the capital costs is worth less than its book, and the arithmetic says so plainly: at a long-run growth rate of 10% the justified multiple of book is 0.25 times, giving EGP 10.92 a share.</w:t>
       </w:r>
     </w:p>
     <w:p>
@@ -5274,7 +5282,7 @@
           <w:color w:val="1A1D21"/>
           <w:sz w:val="20"/>
         </w:rPr>
-        <w:t>Priced against its own history the company looks ordinary. It has traded between 8.9 and 15.2 times earnings over the period, and at the last close it is on 14.0 times its 2025 result. Nothing in the relative record suggests the shares are unusually priced; what the cash-flow lens disputes is whether that historical range was ever right, not whether today sits inside it.</w:t>
+        <w:t>Priced against its own history the company looks ordinary. It has traded between 8.9 and 15.2 times earnings over the period, and at the last close it is on 13.8 times its 2025 result. Nothing in the relative record suggests the shares are unusually priced; what the cash-flow lens disputes is whether that historical range was ever right, not whether today sits inside it.</w:t>
       </w:r>
     </w:p>
     <w:p>
@@ -5702,7 +5710,7 @@
           <w:color w:val="1A1D21"/>
           <w:sz w:val="20"/>
         </w:rPr>
-        <w:t>Averaged over the three years, cleaned attributable profit is EGP 7,852 million, or EGP 3.81 a share. Capitalised at the cost of equity less long-run growth, that is EGP 15.44 to EGP 23.77 a share.</w:t>
+        <w:t>Averaged over the three years, cleaned attributable profit is EGP 7,852 million, or EGP 3.81 a share. Capitalised at the cost of equity less long-run growth, that is EGP 15.47 to EGP 23.80 a share.</w:t>
       </w:r>
     </w:p>
     <w:p>
@@ -6687,7 +6695,7 @@
                 <w:color w:val="1A1D21"/>
                 <w:sz w:val="17"/>
               </w:rPr>
-              <w:t>+0.26</w:t>
+              <w:t>+0.19</w:t>
             </w:r>
           </w:p>
         </w:tc>
@@ -6705,7 +6713,7 @@
                 <w:color w:val="1A1D21"/>
                 <w:sz w:val="17"/>
               </w:rPr>
-              <w:t>0.68</w:t>
+              <w:t>0.66</w:t>
             </w:r>
           </w:p>
         </w:tc>
@@ -6865,7 +6873,7 @@
                 <w:color w:val="1A1D21"/>
                 <w:sz w:val="17"/>
               </w:rPr>
-              <w:t>-0.25</w:t>
+              <w:t>-0.37</w:t>
             </w:r>
           </w:p>
         </w:tc>
@@ -6883,7 +6891,7 @@
                 <w:color w:val="1A1D21"/>
                 <w:sz w:val="17"/>
               </w:rPr>
-              <w:t>0.44</w:t>
+              <w:t>0.52</w:t>
             </w:r>
           </w:p>
         </w:tc>
@@ -7166,7 +7174,7 @@
                 <w:color w:val="1A1D21"/>
                 <w:sz w:val="17"/>
               </w:rPr>
-              <w:t>58.54</w:t>
+              <w:t>58.64</w:t>
             </w:r>
           </w:p>
         </w:tc>
@@ -7204,7 +7212,7 @@
                 <w:color w:val="1A1D21"/>
                 <w:sz w:val="17"/>
               </w:rPr>
-              <w:t>84.50</w:t>
+              <w:t>84.64</w:t>
             </w:r>
           </w:p>
         </w:tc>
@@ -7242,7 +7250,7 @@
                 <w:color w:val="1A1D21"/>
                 <w:sz w:val="17"/>
               </w:rPr>
-              <w:t>103.67</w:t>
+              <w:t>103.83</w:t>
             </w:r>
           </w:p>
         </w:tc>
@@ -7280,7 +7288,7 @@
                 <w:color w:val="1A1D21"/>
                 <w:sz w:val="17"/>
               </w:rPr>
-              <w:t>118.50</w:t>
+              <w:t>118.68</w:t>
             </w:r>
           </w:p>
         </w:tc>
@@ -7318,7 +7326,7 @@
                 <w:color w:val="1A1D21"/>
                 <w:sz w:val="17"/>
               </w:rPr>
-              <w:t>130.36</w:t>
+              <w:t>130.55</w:t>
             </w:r>
           </w:p>
         </w:tc>
@@ -7356,7 +7364,7 @@
                 <w:color w:val="1A1D21"/>
                 <w:sz w:val="17"/>
               </w:rPr>
-              <w:t>148.18</w:t>
+              <w:t>148.40</w:t>
             </w:r>
           </w:p>
         </w:tc>
@@ -7415,7 +7423,7 @@
           <w:color w:val="1A1D21"/>
           <w:sz w:val="20"/>
         </w:rPr>
-        <w:t>Here is the part that is not obvious. Faster conversion is worth LESS, not more. A developer that accelerates handovers has to build before it collects, and at first-year rates near 32% that investment pays back only slowly inside the window. The slower reading is worth EGP 118.50 a share and the faster one EGP 63.70. Both are published, and the gap between them is the study's crux.</w:t>
+        <w:t>Here is the part that is not obvious. Faster conversion is worth LESS, not more. A developer that accelerates handovers has to build before it collects, and at first-year rates near 32% that investment pays back only slowly inside the window. The slower reading is worth EGP 118.68 a share and the faster one EGP 63.80. Both are published, and the gap between them is the study's crux.</w:t>
       </w:r>
     </w:p>
     <w:p>
@@ -7897,7 +7905,7 @@
                 <w:color w:val="1A1D21"/>
                 <w:sz w:val="17"/>
               </w:rPr>
-              <w:t>1.4718</w:t>
+              <w:t>1.4687</w:t>
             </w:r>
           </w:p>
         </w:tc>
@@ -7912,7 +7920,7 @@
                 <w:color w:val="1A1D21"/>
                 <w:sz w:val="17"/>
               </w:rPr>
-              <w:t>TMGH's own weekly returns regressed against the Egyptian Exchange's published index over 4.85 years, 251 observations, explaining 32.6% of the variation, standard error 0.185</w:t>
+              <w:t>TMGH's own weekly returns regressed against the Egyptian Exchange's published index over 4.94 years, 256 observations, explaining 32.5% of the variation, standard error 0.183</w:t>
             </w:r>
           </w:p>
         </w:tc>
@@ -7947,7 +7955,7 @@
                 <w:color w:val="1A1D21"/>
                 <w:sz w:val="17"/>
               </w:rPr>
-              <w:t>37.15% / 33.44%</w:t>
+              <w:t>37.10% / 33.41%</w:t>
             </w:r>
           </w:p>
         </w:tc>
@@ -8050,7 +8058,7 @@
                 <w:color w:val="1A1D21"/>
                 <w:sz w:val="17"/>
               </w:rPr>
-              <w:t>92.2% equity / 7.8% debt</w:t>
+              <w:t>92.1% equity / 7.9% debt</w:t>
             </w:r>
           </w:p>
         </w:tc>
@@ -8100,7 +8108,7 @@
                 <w:color w:val="1A1D21"/>
                 <w:sz w:val="17"/>
               </w:rPr>
-              <w:t>35.79% / 32.37%</w:t>
+              <w:t>35.74% / 32.34%</w:t>
             </w:r>
           </w:p>
         </w:tc>
@@ -8153,7 +8161,7 @@
                 <w:color w:val="1A1D21"/>
                 <w:sz w:val="17"/>
               </w:rPr>
-              <w:t>21.93%</w:t>
+              <w:t>21.90%</w:t>
             </w:r>
           </w:p>
         </w:tc>
@@ -8203,7 +8211,7 @@
                 <w:color w:val="1A1D21"/>
                 <w:sz w:val="17"/>
               </w:rPr>
-              <w:t>32.4% to 21.9%</w:t>
+              <w:t>32.3% to 21.9%</w:t>
             </w:r>
           </w:p>
         </w:tc>
@@ -8473,7 +8481,7 @@
                 <w:color w:val="1A1D21"/>
                 <w:sz w:val="17"/>
               </w:rPr>
-              <w:t>32.4%</w:t>
+              <w:t>32.3%</w:t>
             </w:r>
           </w:p>
         </w:tc>
@@ -8509,7 +8517,7 @@
                 <w:color w:val="1A1D21"/>
                 <w:sz w:val="17"/>
               </w:rPr>
-              <w:t>25.7%</w:t>
+              <w:t>25.6%</w:t>
             </w:r>
           </w:p>
         </w:tc>
@@ -8673,7 +8681,7 @@
                 <w:color w:val="1A1D21"/>
                 <w:sz w:val="17"/>
               </w:rPr>
-              <w:t>0.755</w:t>
+              <w:t>0.756</w:t>
             </w:r>
           </w:p>
         </w:tc>
@@ -8691,7 +8699,7 @@
                 <w:color w:val="1A1D21"/>
                 <w:sz w:val="17"/>
               </w:rPr>
-              <w:t>0.587</w:t>
+              <w:t>0.588</w:t>
             </w:r>
           </w:p>
         </w:tc>
@@ -8709,7 +8717,7 @@
                 <w:color w:val="1A1D21"/>
                 <w:sz w:val="17"/>
               </w:rPr>
-              <w:t>0.467</w:t>
+              <w:t>0.468</w:t>
             </w:r>
           </w:p>
         </w:tc>
@@ -8799,7 +8807,7 @@
                 <w:color w:val="1A1D21"/>
                 <w:sz w:val="17"/>
               </w:rPr>
-              <w:t>0.171</w:t>
+              <w:t>0.172</w:t>
             </w:r>
           </w:p>
         </w:tc>
@@ -8817,7 +8825,7 @@
                 <w:color w:val="1A1D21"/>
                 <w:sz w:val="17"/>
               </w:rPr>
-              <w:t>0.140</w:t>
+              <w:t>0.141</w:t>
             </w:r>
           </w:p>
         </w:tc>
@@ -8835,7 +8843,7 @@
                 <w:color w:val="1A1D21"/>
                 <w:sz w:val="17"/>
               </w:rPr>
-              <w:t>0.115</w:t>
+              <w:t>0.116</w:t>
             </w:r>
           </w:p>
         </w:tc>
@@ -8865,7 +8873,7 @@
           <w:color w:val="5B6570"/>
           <w:sz w:val="18"/>
         </w:rPr>
-        <w:t>The terminal value is brought home on the same factor as the last year's cash flow, 0.115. The common alternative — discounting the forecast years at one rate and the terminal value at a lower one — gives the same pound arriving on the same day two different values, and it is not done here.</w:t>
+        <w:t>The terminal value is brought home on the same factor as the last year's cash flow, 0.116. The common alternative — discounting the forecast years at one rate and the terminal value at a lower one — gives the same pound arriving on the same day two different values, and it is not done here.</w:t>
       </w:r>
     </w:p>
     <w:p>
@@ -9043,7 +9051,7 @@
                 <w:color w:val="1A1D21"/>
                 <w:sz w:val="17"/>
               </w:rPr>
-              <w:t>24.37%</w:t>
+              <w:t>24.34%</w:t>
             </w:r>
           </w:p>
         </w:tc>
@@ -9061,7 +9069,7 @@
                 <w:color w:val="1A1D21"/>
                 <w:sz w:val="17"/>
               </w:rPr>
-              <w:t>196.51</w:t>
+              <w:t>197.04</w:t>
             </w:r>
           </w:p>
         </w:tc>
@@ -9079,7 +9087,7 @@
                 <w:color w:val="1A1D21"/>
                 <w:sz w:val="17"/>
               </w:rPr>
-              <w:t>125.52</w:t>
+              <w:t>126.00</w:t>
             </w:r>
           </w:p>
         </w:tc>
@@ -9097,7 +9105,7 @@
                 <w:color w:val="1A1D21"/>
                 <w:sz w:val="17"/>
               </w:rPr>
-              <w:t>101%</w:t>
+              <w:t>104%</w:t>
             </w:r>
           </w:p>
         </w:tc>
@@ -9117,7 +9125,7 @@
                 <w:color w:val="1A1D21"/>
                 <w:sz w:val="17"/>
               </w:rPr>
-              <w:t>28.37%</w:t>
+              <w:t>28.34%</w:t>
             </w:r>
           </w:p>
         </w:tc>
@@ -9135,7 +9143,7 @@
                 <w:color w:val="1A1D21"/>
                 <w:sz w:val="17"/>
               </w:rPr>
-              <w:t>149.44</w:t>
+              <w:t>149.71</w:t>
             </w:r>
           </w:p>
         </w:tc>
@@ -9153,7 +9161,7 @@
                 <w:color w:val="1A1D21"/>
                 <w:sz w:val="17"/>
               </w:rPr>
-              <w:t>84.41</w:t>
+              <w:t>84.61</w:t>
             </w:r>
           </w:p>
         </w:tc>
@@ -9171,7 +9179,7 @@
                 <w:color w:val="1A1D21"/>
                 <w:sz w:val="17"/>
               </w:rPr>
-              <w:t>53%</w:t>
+              <w:t>55%</w:t>
             </w:r>
           </w:p>
         </w:tc>
@@ -9191,7 +9199,7 @@
                 <w:color w:val="1A1D21"/>
                 <w:sz w:val="17"/>
               </w:rPr>
-              <w:t>30.37%</w:t>
+              <w:t>30.34%</w:t>
             </w:r>
           </w:p>
         </w:tc>
@@ -9209,7 +9217,7 @@
                 <w:color w:val="1A1D21"/>
                 <w:sz w:val="17"/>
               </w:rPr>
-              <w:t>134.67</w:t>
+              <w:t>134.88</w:t>
             </w:r>
           </w:p>
         </w:tc>
@@ -9227,7 +9235,7 @@
                 <w:color w:val="1A1D21"/>
                 <w:sz w:val="17"/>
               </w:rPr>
-              <w:t>73.18</w:t>
+              <w:t>73.32</w:t>
             </w:r>
           </w:p>
         </w:tc>
@@ -9245,7 +9253,7 @@
                 <w:color w:val="1A1D21"/>
                 <w:sz w:val="17"/>
               </w:rPr>
-              <w:t>38%</w:t>
+              <w:t>40%</w:t>
             </w:r>
           </w:p>
         </w:tc>
@@ -9265,7 +9273,7 @@
                 <w:color w:val="1A1D21"/>
                 <w:sz w:val="17"/>
               </w:rPr>
-              <w:t>32.37%</w:t>
+              <w:t>32.34%</w:t>
             </w:r>
           </w:p>
         </w:tc>
@@ -9283,7 +9291,7 @@
                 <w:color w:val="1A1D21"/>
                 <w:sz w:val="17"/>
               </w:rPr>
-              <w:t>123.03</w:t>
+              <w:t>123.20</w:t>
             </w:r>
           </w:p>
         </w:tc>
@@ -9301,7 +9309,7 @@
                 <w:color w:val="1A1D21"/>
                 <w:sz w:val="17"/>
               </w:rPr>
-              <w:t>65.16</w:t>
+              <w:t>65.27</w:t>
             </w:r>
           </w:p>
         </w:tc>
@@ -9319,7 +9327,7 @@
                 <w:color w:val="1A1D21"/>
                 <w:sz w:val="17"/>
               </w:rPr>
-              <w:t>26%</w:t>
+              <w:t>28%</w:t>
             </w:r>
           </w:p>
         </w:tc>
@@ -9339,7 +9347,7 @@
                 <w:color w:val="1A1D21"/>
                 <w:sz w:val="17"/>
               </w:rPr>
-              <w:t>34.37%</w:t>
+              <w:t>34.34%</w:t>
             </w:r>
           </w:p>
         </w:tc>
@@ -9357,7 +9365,7 @@
                 <w:color w:val="1A1D21"/>
                 <w:sz w:val="17"/>
               </w:rPr>
-              <w:t>113.59</w:t>
+              <w:t>113.73</w:t>
             </w:r>
           </w:p>
         </w:tc>
@@ -9375,7 +9383,7 @@
                 <w:color w:val="1A1D21"/>
                 <w:sz w:val="17"/>
               </w:rPr>
-              <w:t>59.32</w:t>
+              <w:t>59.40</w:t>
             </w:r>
           </w:p>
         </w:tc>
@@ -9393,7 +9401,7 @@
                 <w:color w:val="1A1D21"/>
                 <w:sz w:val="17"/>
               </w:rPr>
-              <w:t>16%</w:t>
+              <w:t>18%</w:t>
             </w:r>
           </w:p>
         </w:tc>
@@ -9413,7 +9421,7 @@
                 <w:color w:val="1A1D21"/>
                 <w:sz w:val="17"/>
               </w:rPr>
-              <w:t>36.37%</w:t>
+              <w:t>36.34%</w:t>
             </w:r>
           </w:p>
         </w:tc>
@@ -9431,7 +9439,7 @@
                 <w:color w:val="1A1D21"/>
                 <w:sz w:val="17"/>
               </w:rPr>
-              <w:t>105.78</w:t>
+              <w:t>105.90</w:t>
             </w:r>
           </w:p>
         </w:tc>
@@ -9449,7 +9457,7 @@
                 <w:color w:val="1A1D21"/>
                 <w:sz w:val="17"/>
               </w:rPr>
-              <w:t>54.99</w:t>
+              <w:t>55.05</w:t>
             </w:r>
           </w:p>
         </w:tc>
@@ -9467,7 +9475,7 @@
                 <w:color w:val="1A1D21"/>
                 <w:sz w:val="17"/>
               </w:rPr>
-              <w:t>8%</w:t>
+              <w:t>10%</w:t>
             </w:r>
           </w:p>
         </w:tc>
@@ -9487,7 +9495,7 @@
                 <w:color w:val="1A1D21"/>
                 <w:sz w:val="17"/>
               </w:rPr>
-              <w:t>40.37%</w:t>
+              <w:t>40.34%</w:t>
             </w:r>
           </w:p>
         </w:tc>
@@ -9505,7 +9513,7 @@
                 <w:color w:val="1A1D21"/>
                 <w:sz w:val="17"/>
               </w:rPr>
-              <w:t>93.62</w:t>
+              <w:t>93.70</w:t>
             </w:r>
           </w:p>
         </w:tc>
@@ -9523,7 +9531,7 @@
                 <w:color w:val="1A1D21"/>
                 <w:sz w:val="17"/>
               </w:rPr>
-              <w:t>49.28</w:t>
+              <w:t>49.31</w:t>
             </w:r>
           </w:p>
         </w:tc>
@@ -9541,7 +9549,7 @@
                 <w:color w:val="1A1D21"/>
                 <w:sz w:val="17"/>
               </w:rPr>
-              <w:t>-4%</w:t>
+              <w:t>-3%</w:t>
             </w:r>
           </w:p>
         </w:tc>
@@ -9558,7 +9566,7 @@
           <w:color w:val="5B6570"/>
           <w:sz w:val="16"/>
         </w:rPr>
-        <w:t>The last column compares the slower reading with the last traded price of EGP 97.80.</w:t>
+        <w:t>The last column compares the slower reading with the last traded price of EGP 96.60.</w:t>
       </w:r>
     </w:p>
     <w:p>
@@ -10601,7 +10609,7 @@
                 <w:color w:val="1A1D21"/>
                 <w:sz w:val="17"/>
               </w:rPr>
-              <w:t>63.70 – 123.03</w:t>
+              <w:t>63.80 – 123.20</w:t>
             </w:r>
           </w:p>
         </w:tc>
@@ -10666,7 +10674,7 @@
                 <w:color w:val="1A1D21"/>
                 <w:sz w:val="17"/>
               </w:rPr>
-              <w:t>3.33 – 12.63</w:t>
+              <w:t>3.33 – 12.65</w:t>
             </w:r>
           </w:p>
         </w:tc>
@@ -10731,7 +10739,7 @@
                 <w:color w:val="1A1D21"/>
                 <w:sz w:val="17"/>
               </w:rPr>
-              <w:t>15.44 – 23.77</w:t>
+              <w:t>15.47 – 23.80</w:t>
             </w:r>
           </w:p>
         </w:tc>
@@ -11311,7 +11319,7 @@
           <w:color w:val="1A1D21"/>
           <w:sz w:val="20"/>
         </w:rPr>
-        <w:t>The discount rate is the study, and the shape of it matters as much as its level. This edition discounts each year at its own rate, gliding from 32.37% to 21.93% as the central bank's own published path plays out. A flat rate held at today's level for fifteen years is not a conservative assumption; it is a forecast that Egypt never normalises, and it was not one any earlier edition of this study argued for.</w:t>
+        <w:t>The discount rate is the study, and the shape of it matters as much as its level. This edition discounts each year at its own rate, gliding from 32.34% to 21.90% as the central bank's own published path plays out. A flat rate held at today's level for fifteen years is not a conservative assumption; it is a forecast that Egypt never normalises, and it was not one any earlier edition of this study argued for.</w:t>
       </w:r>
     </w:p>
     <w:p>
@@ -12958,7 +12966,7 @@
                 <w:color w:val="1A1D21"/>
                 <w:sz w:val="17"/>
               </w:rPr>
-              <w:t>13,837 – 106,317</w:t>
+              <w:t>15,110 – 116,855</w:t>
             </w:r>
           </w:p>
         </w:tc>
@@ -13062,7 +13070,7 @@
                 <w:color w:val="1A1D21"/>
                 <w:sz w:val="17"/>
               </w:rPr>
-              <w:t>21,333 – 183,293</w:t>
+              <w:t>23,150 – 217,645</w:t>
             </w:r>
           </w:p>
         </w:tc>
@@ -13166,7 +13174,7 @@
                 <w:color w:val="1A1D21"/>
                 <w:sz w:val="17"/>
               </w:rPr>
-              <w:t>15,980 – 269,176</w:t>
+              <w:t>16,524 – 320,658</w:t>
             </w:r>
           </w:p>
         </w:tc>
@@ -17385,7 +17393,7 @@
                 <w:color w:val="1A1D21"/>
                 <w:sz w:val="17"/>
               </w:rPr>
-              <w:t>the reported charge implies 44% on interest-bearing debt against a policy rate that peaked near 27.25%; the excess is contract-financing unwind that the statements do not split out</w:t>
+              <w:t>the reported charge implies 44% on interest-bearing debt against the 25.50% marginal borrowing rate this model charges; the excess is contract-financing unwind that the statements do not split out</w:t>
             </w:r>
           </w:p>
         </w:tc>
@@ -18257,7 +18265,7 @@
                 <w:color w:val="1A1D21"/>
                 <w:sz w:val="17"/>
               </w:rPr>
-              <w:t>Spread over 12 years and discounted at 35.79%</w:t>
+              <w:t>Spread over 12 years and discounted at 35.74%</w:t>
             </w:r>
           </w:p>
         </w:tc>
@@ -18275,7 +18283,7 @@
                 <w:color w:val="1A1D21"/>
                 <w:sz w:val="17"/>
               </w:rPr>
-              <w:t>20,369</w:t>
+              <w:t>20,398</w:t>
             </w:r>
           </w:p>
         </w:tc>
@@ -18465,7 +18473,7 @@
                 <w:color w:val="1A1D21"/>
                 <w:sz w:val="17"/>
               </w:rPr>
-              <w:t>83,549</w:t>
+              <w:t>83,578</w:t>
             </w:r>
           </w:p>
         </w:tc>
@@ -18495,7 +18503,7 @@
           <w:color w:val="1A1D21"/>
           <w:sz w:val="20"/>
         </w:rPr>
-        <w:t>Value per share: EGP 40.54</w:t>
+        <w:t>Value per share: EGP 40.56</w:t>
       </w:r>
     </w:p>
     <w:tbl>
@@ -18581,7 +18589,7 @@
                 <w:color w:val="1A1D21"/>
                 <w:sz w:val="17"/>
               </w:rPr>
-              <w:t>44.56</w:t>
+              <w:t>44.58</w:t>
             </w:r>
           </w:p>
         </w:tc>
@@ -18619,7 +18627,7 @@
                 <w:color w:val="1A1D21"/>
                 <w:sz w:val="17"/>
               </w:rPr>
-              <w:t>42.26</w:t>
+              <w:t>42.28</w:t>
             </w:r>
           </w:p>
         </w:tc>
@@ -18657,7 +18665,7 @@
                 <w:color w:val="1A1D21"/>
                 <w:sz w:val="17"/>
               </w:rPr>
-              <w:t>40.54</w:t>
+              <w:t>40.56</w:t>
             </w:r>
           </w:p>
         </w:tc>
@@ -18695,7 +18703,7 @@
                 <w:color w:val="1A1D21"/>
                 <w:sz w:val="17"/>
               </w:rPr>
-              <w:t>39.23</w:t>
+              <w:t>39.25</w:t>
             </w:r>
           </w:p>
         </w:tc>
@@ -18733,7 +18741,7 @@
                 <w:color w:val="1A1D21"/>
                 <w:sz w:val="17"/>
               </w:rPr>
-              <w:t>37.39</w:t>
+              <w:t>37.40</w:t>
             </w:r>
           </w:p>
         </w:tc>
@@ -19552,7 +19560,7 @@
           <w:color w:val="1A1D21"/>
           <w:sz w:val="20"/>
         </w:rPr>
-        <w:t>When it fails: When the development book is genuinely the asset — which, at EGP 491bn against a market capitalisation of EGP 202bn, is exactly the argument against this method here. It is deliberately the most conservative reading in the room.</w:t>
+        <w:t>When it fails: When the development book is genuinely the asset — which, at EGP 491bn against a market capitalisation of EGP 199bn, is exactly the argument against this method here. It is deliberately the most conservative reading in the room.</w:t>
       </w:r>
     </w:p>
     <w:tbl>
@@ -20000,7 +20008,7 @@
                 <w:color w:val="1A1D21"/>
                 <w:sz w:val="17"/>
               </w:rPr>
-              <w:t>Capitalised at Ke 37.15% less growth 15%</w:t>
+              <w:t>Capitalised at Ke 37.10% less growth 15%</w:t>
             </w:r>
           </w:p>
         </w:tc>
@@ -20018,7 +20026,7 @@
                 <w:color w:val="1A1D21"/>
                 <w:sz w:val="17"/>
               </w:rPr>
-              <w:t>36,437</w:t>
+              <w:t>36,508</w:t>
             </w:r>
           </w:p>
         </w:tc>
@@ -20132,7 +20140,7 @@
                 <w:color w:val="1A1D21"/>
                 <w:sz w:val="17"/>
               </w:rPr>
-              <w:t>20,065</w:t>
+              <w:t>20,135</w:t>
             </w:r>
           </w:p>
         </w:tc>
@@ -20162,7 +20170,7 @@
           <w:color w:val="1A1D21"/>
           <w:sz w:val="20"/>
         </w:rPr>
-        <w:t>Value per share: EGP 9.74</w:t>
+        <w:t>Value per share: EGP 9.77</w:t>
       </w:r>
     </w:p>
     <w:tbl>
@@ -20248,7 +20256,7 @@
                 <w:color w:val="1A1D21"/>
                 <w:sz w:val="17"/>
               </w:rPr>
-              <w:t>5.85</w:t>
+              <w:t>5.87</w:t>
             </w:r>
           </w:p>
         </w:tc>
@@ -20286,7 +20294,7 @@
                 <w:color w:val="1A1D21"/>
                 <w:sz w:val="17"/>
               </w:rPr>
-              <w:t>7.60</w:t>
+              <w:t>7.63</w:t>
             </w:r>
           </w:p>
         </w:tc>
@@ -20324,7 +20332,7 @@
                 <w:color w:val="1A1D21"/>
                 <w:sz w:val="17"/>
               </w:rPr>
-              <w:t>9.74</w:t>
+              <w:t>9.77</w:t>
             </w:r>
           </w:p>
         </w:tc>
@@ -20362,7 +20370,7 @@
                 <w:color w:val="1A1D21"/>
                 <w:sz w:val="17"/>
               </w:rPr>
-              <w:t>12.42</w:t>
+              <w:t>12.47</w:t>
             </w:r>
           </w:p>
         </w:tc>
@@ -20400,7 +20408,7 @@
                 <w:color w:val="1A1D21"/>
                 <w:sz w:val="17"/>
               </w:rPr>
-              <w:t>15.89</w:t>
+              <w:t>15.95</w:t>
             </w:r>
           </w:p>
         </w:tc>
@@ -20646,7 +20654,7 @@
                 <w:color w:val="1A1D21"/>
                 <w:sz w:val="17"/>
               </w:rPr>
-              <w:t>All three to the study: the house discount rate of 35.79% is above anything the market appears to use — 17.4% to 31.9% on the reverse calculation.</w:t>
+              <w:t>All three to the study: the house discount rate of 35.74% is above anything the market appears to use — 17.6% to 32.3% on the reverse calculation.</w:t>
             </w:r>
           </w:p>
         </w:tc>
@@ -20713,7 +20721,7 @@
           <w:color w:val="1A1D21"/>
           <w:sz w:val="20"/>
         </w:rPr>
-        <w:t>Expert 3's EGP 9.74 is the floor, deliberately: it gives the shareholder nothing at all for EGP 491bn of sold product, and says so. Experts 1 and 2 arrive at EGP 40.54 and EGP 38.30 by routes that share almost no arithmetic — one discounts a twelve-year net cash stream, the other reconciles a balance sheet and strips goodwill — and land within EGP 2.25 of each other. Two independent methods converging that closely is the most reassuring thing in this appendix, and it is worth more than any one of the three numbers.</w:t>
+        <w:t>Expert 3's EGP 9.77 is the floor, deliberately: it gives the shareholder nothing at all for EGP 491bn of sold product, and says so. Experts 1 and 2 arrive at EGP 40.56 and EGP 38.30 by routes that share almost no arithmetic — one discounts a twelve-year net cash stream, the other reconciles a balance sheet and strips goodwill — and land within EGP 2.26 of each other. Two independent methods converging that closely is the most reassuring thing in this appendix, and it is worth more than any one of the three numbers.</w:t>
       </w:r>
     </w:p>
     <w:p>
@@ -20727,7 +20735,7 @@
           <w:color w:val="1A1D21"/>
           <w:sz w:val="20"/>
         </w:rPr>
-        <w:t>None of the three reaches the traded price of EGP 97.80, and none of them is trying to. The spread across the panel is EGP 9.74 to EGP 40.54.</w:t>
+        <w:t>None of the three reaches the traded price of EGP 96.60, and none of them is trying to. The spread across the panel is EGP 9.77 to EGP 40.56.</w:t>
       </w:r>
     </w:p>
     <w:p>
@@ -20838,7 +20846,7 @@
                 <w:color w:val="1A1D21"/>
                 <w:sz w:val="17"/>
               </w:rPr>
-              <w:t>2.25</w:t>
+              <w:t>2.26</w:t>
             </w:r>
           </w:p>
         </w:tc>
@@ -20891,7 +20899,7 @@
                 <w:color w:val="1A1D21"/>
                 <w:sz w:val="17"/>
               </w:rPr>
-              <w:t>30.81</w:t>
+              <w:t>30.79</w:t>
             </w:r>
           </w:p>
         </w:tc>
@@ -20944,7 +20952,7 @@
                 <w:color w:val="1A1D21"/>
                 <w:sz w:val="17"/>
               </w:rPr>
-              <w:t>28.56</w:t>
+              <w:t>28.53</w:t>
             </w:r>
           </w:p>
         </w:tc>

--- a/engine/tmgh_study/TMGH_Valuation_Study_02-09-2026.docx
+++ b/engine/tmgh_study/TMGH_Valuation_Study_02-09-2026.docx
@@ -90,7 +90,7 @@
           <w:color w:val="1A1D21"/>
           <w:sz w:val="20"/>
         </w:rPr>
-        <w:t>The discount rate does most of the work, and it is not one rate. A company whose order book converts over the next fifteen years cannot be discounted at today's crisis rate in every one of those years, because the central bank publishes a path back to a seven per cent inflation target and this study's own borrowing assumptions already follow it. Each year therefore carries its own rate, falling from 32.37% in the first year to 21.93% once the economy has normalised; a pound arriving in year nineteen is worth about four times what a single flat rate would have said. Earlier editions of this study used one flat rate throughout, and that is the largest single change here.</w:t>
+        <w:t>The discount rate does most of the work, and it is not one rate. A company whose order book converts over the next fifteen years cannot be discounted at today's crisis rate in every one of those years, because the central bank publishes a path back to a seven per cent inflation target and this study's own borrowing assumptions already follow it. Each year therefore carries its own rate, falling from 32.37% in the first year to 18.70% once the economy has normalised; a pound arriving in year nineteen is worth about four times what a single flat rate would have said. Earlier editions of this study used one flat rate throughout, and that is the largest single change here.</w:t>
       </w:r>
     </w:p>
     <w:p>
@@ -157,7 +157,7 @@
           <w:color w:val="1A1D21"/>
           <w:sz w:val="23"/>
         </w:rPr>
-        <w:t>On the method used here, Talaat Moustafa Group Holding is worth between EGP 63.70 and EGP 123.03 a share. The shares last traded at EGP 97.80.</w:t>
+        <w:t>On the method used here, Talaat Moustafa Group Holding is worth between EGP 75.27 and EGP 137.83 a share. The shares last traded at EGP 97.80.</w:t>
       </w:r>
     </w:p>
     <w:p>
@@ -185,7 +185,7 @@
           <w:color w:val="1A1D21"/>
           <w:sz w:val="20"/>
         </w:rPr>
-        <w:t>Run the same model backwards and ask what single flat discount rate would reproduce the traded price, and the answer is 17.4% to 31.9%. This study does not use a single rate: it discounts each year at its own, starting at 32.37% on the credit-default-swap premium — the rating-based premium runs 3.42% higher in the first year — and settling at 21.93% once the central bank's published path has played out. The comparison is still worth making, and what it shows is that the market and this study are closer than the headline rates suggest.</w:t>
+        <w:t>Run the same model backwards and ask what single flat discount rate would reproduce the traded price, and the answer is 17.4% to 31.9%. This study does not use a single rate: it discounts each year at its own, starting at 32.37% on the credit-default-swap premium — the rating-based premium runs 3.42% higher in the first year — and settling at 18.70% once the central bank's published path has played out. The comparison is still worth making, and what it shows is that the market and this study are closer than the headline rates suggest.</w:t>
       </w:r>
     </w:p>
     <w:p>
@@ -436,7 +436,7 @@
                 <w:color w:val="1A1D21"/>
                 <w:sz w:val="17"/>
               </w:rPr>
-              <w:t>221,706</w:t>
+              <w:t>258,123</w:t>
             </w:r>
           </w:p>
         </w:tc>
@@ -454,7 +454,7 @@
                 <w:color w:val="1A1D21"/>
                 <w:sz w:val="17"/>
               </w:rPr>
-              <w:t>244,183</w:t>
+              <w:t>272,961</w:t>
             </w:r>
           </w:p>
         </w:tc>
@@ -472,7 +472,7 @@
                 <w:color w:val="1A1D21"/>
                 <w:sz w:val="17"/>
               </w:rPr>
-              <w:t>118.50</w:t>
+              <w:t>132.46</w:t>
             </w:r>
           </w:p>
         </w:tc>
@@ -490,7 +490,7 @@
                 <w:color w:val="1A1D21"/>
                 <w:sz w:val="17"/>
               </w:rPr>
-              <w:t>113.24</w:t>
+              <w:t>130.91</w:t>
             </w:r>
           </w:p>
         </w:tc>
@@ -508,7 +508,7 @@
                 <w:color w:val="1A1D21"/>
                 <w:sz w:val="17"/>
               </w:rPr>
-              <w:t>82.15</w:t>
+              <w:t>91.84</w:t>
             </w:r>
           </w:p>
         </w:tc>
@@ -564,7 +564,7 @@
                 <w:color w:val="1A1D21"/>
                 <w:sz w:val="17"/>
               </w:rPr>
-              <w:t>78,802</w:t>
+              <w:t>108,986</w:t>
             </w:r>
           </w:p>
         </w:tc>
@@ -582,7 +582,7 @@
                 <w:color w:val="1A1D21"/>
                 <w:sz w:val="17"/>
               </w:rPr>
-              <w:t>131,255</w:t>
+              <w:t>155,108</w:t>
             </w:r>
           </w:p>
         </w:tc>
@@ -600,7 +600,7 @@
                 <w:color w:val="1A1D21"/>
                 <w:sz w:val="17"/>
               </w:rPr>
-              <w:t>63.70</w:t>
+              <w:t>75.27</w:t>
             </w:r>
           </w:p>
         </w:tc>
@@ -618,7 +618,7 @@
                 <w:color w:val="1A1D21"/>
                 <w:sz w:val="17"/>
               </w:rPr>
-              <w:t>43.89</w:t>
+              <w:t>58.54</w:t>
             </w:r>
           </w:p>
         </w:tc>
@@ -636,7 +636,7 @@
                 <w:color w:val="1A1D21"/>
                 <w:sz w:val="17"/>
               </w:rPr>
-              <w:t>44.16</w:t>
+              <w:t>52.18</w:t>
             </w:r>
           </w:p>
         </w:tc>
@@ -692,7 +692,7 @@
                 <w:color w:val="1A1D21"/>
                 <w:sz w:val="17"/>
               </w:rPr>
-              <w:t>233,520</w:t>
+              <w:t>272,126</w:t>
             </w:r>
           </w:p>
         </w:tc>
@@ -710,7 +710,7 @@
                 <w:color w:val="1A1D21"/>
                 <w:sz w:val="17"/>
               </w:rPr>
-              <w:t>253,519</w:t>
+              <w:t>284,027</w:t>
             </w:r>
           </w:p>
         </w:tc>
@@ -728,7 +728,7 @@
                 <w:color w:val="1A1D21"/>
                 <w:sz w:val="17"/>
               </w:rPr>
-              <w:t>123.03</w:t>
+              <w:t>137.83</w:t>
             </w:r>
           </w:p>
         </w:tc>
@@ -746,7 +746,7 @@
                 <w:color w:val="1A1D21"/>
                 <w:sz w:val="17"/>
               </w:rPr>
-              <w:t>118.97</w:t>
+              <w:t>137.71</w:t>
             </w:r>
           </w:p>
         </w:tc>
@@ -764,7 +764,7 @@
                 <w:color w:val="1A1D21"/>
                 <w:sz w:val="17"/>
               </w:rPr>
-              <w:t>85.29</w:t>
+              <w:t>95.56</w:t>
             </w:r>
           </w:p>
         </w:tc>
@@ -820,7 +820,7 @@
                 <w:color w:val="1A1D21"/>
                 <w:sz w:val="17"/>
               </w:rPr>
-              <w:t>82,629</w:t>
+              <w:t>114,588</w:t>
             </w:r>
           </w:p>
         </w:tc>
@@ -838,7 +838,7 @@
                 <w:color w:val="1A1D21"/>
                 <w:sz w:val="17"/>
               </w:rPr>
-              <w:t>134,279</w:t>
+              <w:t>159,534</w:t>
             </w:r>
           </w:p>
         </w:tc>
@@ -856,7 +856,7 @@
                 <w:color w:val="1A1D21"/>
                 <w:sz w:val="17"/>
               </w:rPr>
-              <w:t>65.16</w:t>
+              <w:t>77.42</w:t>
             </w:r>
           </w:p>
         </w:tc>
@@ -874,7 +874,7 @@
                 <w:color w:val="1A1D21"/>
                 <w:sz w:val="17"/>
               </w:rPr>
-              <w:t>45.75</w:t>
+              <w:t>61.26</w:t>
             </w:r>
           </w:p>
         </w:tc>
@@ -892,7 +892,7 @@
                 <w:color w:val="1A1D21"/>
                 <w:sz w:val="17"/>
               </w:rPr>
-              <w:t>45.18</w:t>
+              <w:t>53.67</w:t>
             </w:r>
           </w:p>
         </w:tc>
@@ -3315,7 +3315,7 @@
                 <w:color w:val="1A1D21"/>
                 <w:sz w:val="17"/>
               </w:rPr>
-              <w:t>0.5628</w:t>
+              <w:t>0.5678</w:t>
             </w:r>
           </w:p>
         </w:tc>
@@ -3333,7 +3333,7 @@
                 <w:color w:val="1A1D21"/>
                 <w:sz w:val="17"/>
               </w:rPr>
-              <w:t>0.4436</w:t>
+              <w:t>0.4550</w:t>
             </w:r>
           </w:p>
         </w:tc>
@@ -3351,7 +3351,7 @@
                 <w:color w:val="1A1D21"/>
                 <w:sz w:val="17"/>
               </w:rPr>
-              <w:t>0.3580</w:t>
+              <w:t>0.3755</w:t>
             </w:r>
           </w:p>
         </w:tc>
@@ -3369,7 +3369,7 @@
                 <w:color w:val="1A1D21"/>
                 <w:sz w:val="17"/>
               </w:rPr>
-              <w:t>0.2936</w:t>
+              <w:t>0.3164</w:t>
             </w:r>
           </w:p>
         </w:tc>
@@ -3425,7 +3425,7 @@
                 <w:color w:val="1A1D21"/>
                 <w:sz w:val="17"/>
               </w:rPr>
-              <w:t>20,833</w:t>
+              <w:t>21,018</w:t>
             </w:r>
           </w:p>
         </w:tc>
@@ -3443,7 +3443,7 @@
                 <w:color w:val="1A1D21"/>
                 <w:sz w:val="17"/>
               </w:rPr>
-              <w:t>20,999</w:t>
+              <w:t>21,538</w:t>
             </w:r>
           </w:p>
         </w:tc>
@@ -3461,7 +3461,7 @@
                 <w:color w:val="1A1D21"/>
                 <w:sz w:val="17"/>
               </w:rPr>
-              <w:t>20,384</w:t>
+              <w:t>21,384</w:t>
             </w:r>
           </w:p>
         </w:tc>
@@ -3479,7 +3479,7 @@
                 <w:color w:val="1A1D21"/>
                 <w:sz w:val="17"/>
               </w:rPr>
-              <w:t>19,572</w:t>
+              <w:t>21,091</w:t>
             </w:r>
           </w:p>
         </w:tc>
@@ -3596,7 +3596,7 @@
                 <w:color w:val="1A1D21"/>
                 <w:sz w:val="17"/>
               </w:rPr>
-              <w:t>183,703</w:t>
+              <w:t>200,776</w:t>
             </w:r>
           </w:p>
         </w:tc>
@@ -3634,7 +3634,7 @@
                 <w:color w:val="1A1D21"/>
                 <w:sz w:val="17"/>
               </w:rPr>
-              <w:t>14,029</w:t>
+              <w:t>19,657</w:t>
             </w:r>
           </w:p>
         </w:tc>
@@ -3672,7 +3672,7 @@
                 <w:color w:val="1A1D21"/>
                 <w:sz w:val="17"/>
               </w:rPr>
-              <w:t>23,974</w:t>
+              <w:t>37,689</w:t>
             </w:r>
           </w:p>
         </w:tc>
@@ -3710,7 +3710,7 @@
                 <w:color w:val="1A1D21"/>
                 <w:sz w:val="17"/>
               </w:rPr>
-              <w:t>221,706</w:t>
+              <w:t>258,123</w:t>
             </w:r>
           </w:p>
         </w:tc>
@@ -3938,7 +3938,7 @@
                 <w:color w:val="1A1D21"/>
                 <w:sz w:val="17"/>
               </w:rPr>
-              <w:t>309,000</w:t>
+              <w:t>345,417</w:t>
             </w:r>
           </w:p>
         </w:tc>
@@ -3976,7 +3976,7 @@
                 <w:color w:val="1A1D21"/>
                 <w:sz w:val="17"/>
               </w:rPr>
-              <w:t>(64,817)</w:t>
+              <w:t>(72,456)</w:t>
             </w:r>
           </w:p>
         </w:tc>
@@ -3996,7 +3996,7 @@
                 <w:color w:val="1A1D21"/>
                 <w:sz w:val="17"/>
               </w:rPr>
-              <w:t xml:space="preserve">  for reference: at book 75,653; pro rata to book 139,709</w:t>
+              <w:t xml:space="preserve">  for reference: at book 75,653; pro rata to book 156,175</w:t>
             </w:r>
           </w:p>
         </w:tc>
@@ -4048,7 +4048,7 @@
                 <w:color w:val="1A1D21"/>
                 <w:sz w:val="17"/>
               </w:rPr>
-              <w:t>244,183</w:t>
+              <w:t>272,961</w:t>
             </w:r>
           </w:p>
         </w:tc>
@@ -4124,7 +4124,7 @@
                 <w:color w:val="1A1D21"/>
                 <w:sz w:val="17"/>
               </w:rPr>
-              <w:t>118.50</w:t>
+              <w:t>132.46</w:t>
             </w:r>
           </w:p>
         </w:tc>
@@ -6687,7 +6687,7 @@
                 <w:color w:val="1A1D21"/>
                 <w:sz w:val="17"/>
               </w:rPr>
-              <w:t>+0.26</w:t>
+              <w:t>+0.19</w:t>
             </w:r>
           </w:p>
         </w:tc>
@@ -6705,7 +6705,7 @@
                 <w:color w:val="1A1D21"/>
                 <w:sz w:val="17"/>
               </w:rPr>
-              <w:t>0.68</w:t>
+              <w:t>0.66</w:t>
             </w:r>
           </w:p>
         </w:tc>
@@ -6865,7 +6865,7 @@
                 <w:color w:val="1A1D21"/>
                 <w:sz w:val="17"/>
               </w:rPr>
-              <w:t>-0.25</w:t>
+              <w:t>-0.37</w:t>
             </w:r>
           </w:p>
         </w:tc>
@@ -6883,7 +6883,7 @@
                 <w:color w:val="1A1D21"/>
                 <w:sz w:val="17"/>
               </w:rPr>
-              <w:t>0.44</w:t>
+              <w:t>0.52</w:t>
             </w:r>
           </w:p>
         </w:tc>
@@ -7166,7 +7166,7 @@
                 <w:color w:val="1A1D21"/>
                 <w:sz w:val="17"/>
               </w:rPr>
-              <w:t>58.54</w:t>
+              <w:t>70.40</w:t>
             </w:r>
           </w:p>
         </w:tc>
@@ -7204,7 +7204,7 @@
                 <w:color w:val="1A1D21"/>
                 <w:sz w:val="17"/>
               </w:rPr>
-              <w:t>84.50</w:t>
+              <w:t>97.01</w:t>
             </w:r>
           </w:p>
         </w:tc>
@@ -7242,7 +7242,7 @@
                 <w:color w:val="1A1D21"/>
                 <w:sz w:val="17"/>
               </w:rPr>
-              <w:t>103.67</w:t>
+              <w:t>116.90</w:t>
             </w:r>
           </w:p>
         </w:tc>
@@ -7280,7 +7280,7 @@
                 <w:color w:val="1A1D21"/>
                 <w:sz w:val="17"/>
               </w:rPr>
-              <w:t>118.50</w:t>
+              <w:t>132.46</w:t>
             </w:r>
           </w:p>
         </w:tc>
@@ -7318,7 +7318,7 @@
                 <w:color w:val="1A1D21"/>
                 <w:sz w:val="17"/>
               </w:rPr>
-              <w:t>130.36</w:t>
+              <w:t>145.04</w:t>
             </w:r>
           </w:p>
         </w:tc>
@@ -7356,7 +7356,7 @@
                 <w:color w:val="1A1D21"/>
                 <w:sz w:val="17"/>
               </w:rPr>
-              <w:t>148.18</w:t>
+              <w:t>164.19</w:t>
             </w:r>
           </w:p>
         </w:tc>
@@ -7415,7 +7415,7 @@
           <w:color w:val="1A1D21"/>
           <w:sz w:val="20"/>
         </w:rPr>
-        <w:t>Here is the part that is not obvious. Faster conversion is worth LESS, not more. A developer that accelerates handovers has to build before it collects, and at first-year rates near 32% that investment pays back only slowly inside the window. The slower reading is worth EGP 118.50 a share and the faster one EGP 63.70. Both are published, and the gap between them is the study's crux.</w:t>
+        <w:t>Here is the part that is not obvious. Faster conversion is worth LESS, not more. A developer that accelerates handovers has to build before it collects, and at first-year rates near 32% that investment pays back only slowly inside the window. The slower reading is worth EGP 132.46 a share and the faster one EGP 75.27. Both are published, and the gap between them is the study's crux.</w:t>
       </w:r>
     </w:p>
     <w:p>
@@ -8153,7 +8153,7 @@
                 <w:color w:val="1A1D21"/>
                 <w:sz w:val="17"/>
               </w:rPr>
-              <w:t>21.93%</w:t>
+              <w:t>18.70%</w:t>
             </w:r>
           </w:p>
         </w:tc>
@@ -8168,7 +8168,7 @@
                 <w:color w:val="1A1D21"/>
                 <w:sz w:val="17"/>
               </w:rPr>
-              <w:t>built from the central bank's own inflation target plus a standard real return, not quoted from any market: 12.50% risk-free, 7.00% premium, 15.00% cost of debt</w:t>
+              <w:t>built from the central bank's own inflation target plus a standard real return, not quoted from any market: 9.00% risk-free, 7.00% premium, 15.00% cost of debt</w:t>
             </w:r>
           </w:p>
         </w:tc>
@@ -8203,7 +8203,7 @@
                 <w:color w:val="1A1D21"/>
                 <w:sz w:val="17"/>
               </w:rPr>
-              <w:t>32.4% to 21.9%</w:t>
+              <w:t>32.4% to 18.7%</w:t>
             </w:r>
           </w:p>
         </w:tc>
@@ -8491,7 +8491,7 @@
                 <w:color w:val="1A1D21"/>
                 <w:sz w:val="17"/>
               </w:rPr>
-              <w:t>28.6%</w:t>
+              <w:t>27.5%</w:t>
             </w:r>
           </w:p>
         </w:tc>
@@ -8509,7 +8509,7 @@
                 <w:color w:val="1A1D21"/>
                 <w:sz w:val="17"/>
               </w:rPr>
-              <w:t>25.7%</w:t>
+              <w:t>23.6%</w:t>
             </w:r>
           </w:p>
         </w:tc>
@@ -8527,7 +8527,7 @@
                 <w:color w:val="1A1D21"/>
                 <w:sz w:val="17"/>
               </w:rPr>
-              <w:t>23.4%</w:t>
+              <w:t>20.7%</w:t>
             </w:r>
           </w:p>
         </w:tc>
@@ -8545,7 +8545,7 @@
                 <w:color w:val="1A1D21"/>
                 <w:sz w:val="17"/>
               </w:rPr>
-              <w:t>21.9%</w:t>
+              <w:t>18.7%</w:t>
             </w:r>
           </w:p>
         </w:tc>
@@ -8563,7 +8563,7 @@
                 <w:color w:val="1A1D21"/>
                 <w:sz w:val="17"/>
               </w:rPr>
-              <w:t>21.9%</w:t>
+              <w:t>18.7%</w:t>
             </w:r>
           </w:p>
         </w:tc>
@@ -8581,7 +8581,7 @@
                 <w:color w:val="1A1D21"/>
                 <w:sz w:val="17"/>
               </w:rPr>
-              <w:t>21.9%</w:t>
+              <w:t>18.7%</w:t>
             </w:r>
           </w:p>
         </w:tc>
@@ -8599,7 +8599,7 @@
                 <w:color w:val="1A1D21"/>
                 <w:sz w:val="17"/>
               </w:rPr>
-              <w:t>21.9%</w:t>
+              <w:t>18.7%</w:t>
             </w:r>
           </w:p>
         </w:tc>
@@ -8617,7 +8617,7 @@
                 <w:color w:val="1A1D21"/>
                 <w:sz w:val="17"/>
               </w:rPr>
-              <w:t>21.9%</w:t>
+              <w:t>18.7%</w:t>
             </w:r>
           </w:p>
         </w:tc>
@@ -8635,7 +8635,7 @@
                 <w:color w:val="1A1D21"/>
                 <w:sz w:val="17"/>
               </w:rPr>
-              <w:t>21.9%</w:t>
+              <w:t>18.7%</w:t>
             </w:r>
           </w:p>
         </w:tc>
@@ -8691,7 +8691,7 @@
                 <w:color w:val="1A1D21"/>
                 <w:sz w:val="17"/>
               </w:rPr>
-              <w:t>0.587</w:t>
+              <w:t>0.593</w:t>
             </w:r>
           </w:p>
         </w:tc>
@@ -8709,7 +8709,7 @@
                 <w:color w:val="1A1D21"/>
                 <w:sz w:val="17"/>
               </w:rPr>
-              <w:t>0.467</w:t>
+              <w:t>0.479</w:t>
             </w:r>
           </w:p>
         </w:tc>
@@ -8727,7 +8727,7 @@
                 <w:color w:val="1A1D21"/>
                 <w:sz w:val="17"/>
               </w:rPr>
-              <w:t>0.379</w:t>
+              <w:t>0.397</w:t>
             </w:r>
           </w:p>
         </w:tc>
@@ -8745,7 +8745,7 @@
                 <w:color w:val="1A1D21"/>
                 <w:sz w:val="17"/>
               </w:rPr>
-              <w:t>0.311</w:t>
+              <w:t>0.335</w:t>
             </w:r>
           </w:p>
         </w:tc>
@@ -8763,7 +8763,7 @@
                 <w:color w:val="1A1D21"/>
                 <w:sz w:val="17"/>
               </w:rPr>
-              <w:t>0.255</w:t>
+              <w:t>0.282</w:t>
             </w:r>
           </w:p>
         </w:tc>
@@ -8781,7 +8781,7 @@
                 <w:color w:val="1A1D21"/>
                 <w:sz w:val="17"/>
               </w:rPr>
-              <w:t>0.209</w:t>
+              <w:t>0.238</w:t>
             </w:r>
           </w:p>
         </w:tc>
@@ -8799,7 +8799,7 @@
                 <w:color w:val="1A1D21"/>
                 <w:sz w:val="17"/>
               </w:rPr>
-              <w:t>0.171</w:t>
+              <w:t>0.200</w:t>
             </w:r>
           </w:p>
         </w:tc>
@@ -8817,7 +8817,7 @@
                 <w:color w:val="1A1D21"/>
                 <w:sz w:val="17"/>
               </w:rPr>
-              <w:t>0.140</w:t>
+              <w:t>0.169</w:t>
             </w:r>
           </w:p>
         </w:tc>
@@ -8835,7 +8835,7 @@
                 <w:color w:val="1A1D21"/>
                 <w:sz w:val="17"/>
               </w:rPr>
-              <w:t>0.115</w:t>
+              <w:t>0.142</w:t>
             </w:r>
           </w:p>
         </w:tc>
@@ -8865,7 +8865,7 @@
           <w:color w:val="5B6570"/>
           <w:sz w:val="18"/>
         </w:rPr>
-        <w:t>The terminal value is brought home on the same factor as the last year's cash flow, 0.115. The common alternative — discounting the forecast years at one rate and the terminal value at a lower one — gives the same pound arriving on the same day two different values, and it is not done here.</w:t>
+        <w:t>The terminal value is brought home on the same factor as the last year's cash flow, 0.142. The common alternative — discounting the forecast years at one rate and the terminal value at a lower one — gives the same pound arriving on the same day two different values, and it is not done here.</w:t>
       </w:r>
     </w:p>
     <w:p>
@@ -9061,7 +9061,7 @@
                 <w:color w:val="1A1D21"/>
                 <w:sz w:val="17"/>
               </w:rPr>
-              <w:t>196.51</w:t>
+              <w:t>271.01</w:t>
             </w:r>
           </w:p>
         </w:tc>
@@ -9079,7 +9079,7 @@
                 <w:color w:val="1A1D21"/>
                 <w:sz w:val="17"/>
               </w:rPr>
-              <w:t>125.52</w:t>
+              <w:t>201.99</w:t>
             </w:r>
           </w:p>
         </w:tc>
@@ -9097,7 +9097,7 @@
                 <w:color w:val="1A1D21"/>
                 <w:sz w:val="17"/>
               </w:rPr>
-              <w:t>101%</w:t>
+              <w:t>177%</w:t>
             </w:r>
           </w:p>
         </w:tc>
@@ -9135,7 +9135,7 @@
                 <w:color w:val="1A1D21"/>
                 <w:sz w:val="17"/>
               </w:rPr>
-              <w:t>149.44</w:t>
+              <w:t>176.73</w:t>
             </w:r>
           </w:p>
         </w:tc>
@@ -9153,7 +9153,7 @@
                 <w:color w:val="1A1D21"/>
                 <w:sz w:val="17"/>
               </w:rPr>
-              <w:t>84.41</w:t>
+              <w:t>110.41</w:t>
             </w:r>
           </w:p>
         </w:tc>
@@ -9171,7 +9171,7 @@
                 <w:color w:val="1A1D21"/>
                 <w:sz w:val="17"/>
               </w:rPr>
-              <w:t>53%</w:t>
+              <w:t>81%</w:t>
             </w:r>
           </w:p>
         </w:tc>
@@ -9209,7 +9209,7 @@
                 <w:color w:val="1A1D21"/>
                 <w:sz w:val="17"/>
               </w:rPr>
-              <w:t>134.67</w:t>
+              <w:t>154.25</w:t>
             </w:r>
           </w:p>
         </w:tc>
@@ -9227,7 +9227,7 @@
                 <w:color w:val="1A1D21"/>
                 <w:sz w:val="17"/>
               </w:rPr>
-              <w:t>73.18</w:t>
+              <w:t>90.67</w:t>
             </w:r>
           </w:p>
         </w:tc>
@@ -9245,7 +9245,7 @@
                 <w:color w:val="1A1D21"/>
                 <w:sz w:val="17"/>
               </w:rPr>
-              <w:t>38%</w:t>
+              <w:t>58%</w:t>
             </w:r>
           </w:p>
         </w:tc>
@@ -9283,7 +9283,7 @@
                 <w:color w:val="1A1D21"/>
                 <w:sz w:val="17"/>
               </w:rPr>
-              <w:t>123.03</w:t>
+              <w:t>137.83</w:t>
             </w:r>
           </w:p>
         </w:tc>
@@ -9301,7 +9301,7 @@
                 <w:color w:val="1A1D21"/>
                 <w:sz w:val="17"/>
               </w:rPr>
-              <w:t>65.16</w:t>
+              <w:t>77.42</w:t>
             </w:r>
           </w:p>
         </w:tc>
@@ -9319,7 +9319,7 @@
                 <w:color w:val="1A1D21"/>
                 <w:sz w:val="17"/>
               </w:rPr>
-              <w:t>26%</w:t>
+              <w:t>41%</w:t>
             </w:r>
           </w:p>
         </w:tc>
@@ -9357,7 +9357,7 @@
                 <w:color w:val="1A1D21"/>
                 <w:sz w:val="17"/>
               </w:rPr>
-              <w:t>113.59</w:t>
+              <w:t>125.19</w:t>
             </w:r>
           </w:p>
         </w:tc>
@@ -9375,7 +9375,7 @@
                 <w:color w:val="1A1D21"/>
                 <w:sz w:val="17"/>
               </w:rPr>
-              <w:t>59.32</w:t>
+              <w:t>68.13</w:t>
             </w:r>
           </w:p>
         </w:tc>
@@ -9393,7 +9393,7 @@
                 <w:color w:val="1A1D21"/>
                 <w:sz w:val="17"/>
               </w:rPr>
-              <w:t>16%</w:t>
+              <w:t>28%</w:t>
             </w:r>
           </w:p>
         </w:tc>
@@ -9431,7 +9431,7 @@
                 <w:color w:val="1A1D21"/>
                 <w:sz w:val="17"/>
               </w:rPr>
-              <w:t>105.78</w:t>
+              <w:t>115.09</w:t>
             </w:r>
           </w:p>
         </w:tc>
@@ -9449,7 +9449,7 @@
                 <w:color w:val="1A1D21"/>
                 <w:sz w:val="17"/>
               </w:rPr>
-              <w:t>54.99</w:t>
+              <w:t>61.44</w:t>
             </w:r>
           </w:p>
         </w:tc>
@@ -9467,7 +9467,7 @@
                 <w:color w:val="1A1D21"/>
                 <w:sz w:val="17"/>
               </w:rPr>
-              <w:t>8%</w:t>
+              <w:t>18%</w:t>
             </w:r>
           </w:p>
         </w:tc>
@@ -9505,7 +9505,7 @@
                 <w:color w:val="1A1D21"/>
                 <w:sz w:val="17"/>
               </w:rPr>
-              <w:t>93.62</w:t>
+              <w:t>99.95</w:t>
             </w:r>
           </w:p>
         </w:tc>
@@ -9523,7 +9523,7 @@
                 <w:color w:val="1A1D21"/>
                 <w:sz w:val="17"/>
               </w:rPr>
-              <w:t>49.28</w:t>
+              <w:t>52.85</w:t>
             </w:r>
           </w:p>
         </w:tc>
@@ -9541,7 +9541,7 @@
                 <w:color w:val="1A1D21"/>
                 <w:sz w:val="17"/>
               </w:rPr>
-              <w:t>-4%</w:t>
+              <w:t>2%</w:t>
             </w:r>
           </w:p>
         </w:tc>
@@ -10601,7 +10601,7 @@
                 <w:color w:val="1A1D21"/>
                 <w:sz w:val="17"/>
               </w:rPr>
-              <w:t>63.70 – 123.03</w:t>
+              <w:t>75.27 – 137.83</w:t>
             </w:r>
           </w:p>
         </w:tc>
@@ -11311,7 +11311,7 @@
           <w:color w:val="1A1D21"/>
           <w:sz w:val="20"/>
         </w:rPr>
-        <w:t>The discount rate is the study, and the shape of it matters as much as its level. This edition discounts each year at its own rate, gliding from 32.37% to 21.93% as the central bank's own published path plays out. A flat rate held at today's level for fifteen years is not a conservative assumption; it is a forecast that Egypt never normalises, and it was not one any earlier edition of this study argued for.</w:t>
+        <w:t>The discount rate is the study, and the shape of it matters as much as its level. This edition discounts each year at its own rate, gliding from 32.37% to 18.70% as the central bank's own published path plays out. A flat rate held at today's level for fifteen years is not a conservative assumption; it is a forecast that Egypt never normalises, and it was not one any earlier edition of this study argued for.</w:t>
       </w:r>
     </w:p>
     <w:p>
@@ -12958,7 +12958,7 @@
                 <w:color w:val="1A1D21"/>
                 <w:sz w:val="17"/>
               </w:rPr>
-              <w:t>13,837 – 106,317</w:t>
+              <w:t>15,110 – 116,855</w:t>
             </w:r>
           </w:p>
         </w:tc>
@@ -13062,7 +13062,7 @@
                 <w:color w:val="1A1D21"/>
                 <w:sz w:val="17"/>
               </w:rPr>
-              <w:t>21,333 – 183,293</w:t>
+              <w:t>23,150 – 217,645</w:t>
             </w:r>
           </w:p>
         </w:tc>
@@ -13166,7 +13166,7 @@
                 <w:color w:val="1A1D21"/>
                 <w:sz w:val="17"/>
               </w:rPr>
-              <w:t>15,980 – 269,176</w:t>
+              <w:t>16,524 – 320,658</w:t>
             </w:r>
           </w:p>
         </w:tc>
